--- a/handover_2026-08-26.docx
+++ b/handover_2026-08-26.docx
@@ -1402,6 +1402,66 @@
       </w:r>
       <w:r>
         <w:t xml:space="preserve">§4.3b-ii)</w:t>
+      </w:r>
+      <w:r>
+        <w:t xml:space="preserve"> </w:t>
+      </w:r>
+      <w:r>
+        <w:rPr>
+          <w:i/>
+          <w:iCs/>
+        </w:rPr>
+        <w:t xml:space="preserve">[Corrected 2026-08-27: that analysis held both synthetic sides fixed and overstated the</w:t>
+      </w:r>
+      <w:r>
+        <w:rPr>
+          <w:i/>
+          <w:iCs/>
+        </w:rPr>
+        <w:t xml:space="preserve"> </w:t>
+      </w:r>
+      <w:r>
+        <w:rPr>
+          <w:i/>
+          <w:iCs/>
+        </w:rPr>
+        <w:t xml:space="preserve">certainty. With the synthetic sides resampled, P(θ_C &gt; θ_B) ≈ 0.97 and the HDI grazes zero</w:t>
+      </w:r>
+      <w:r>
+        <w:rPr>
+          <w:i/>
+          <w:iCs/>
+        </w:rPr>
+        <w:t xml:space="preserve"> </w:t>
+      </w:r>
+      <w:r>
+        <w:rPr>
+          <w:i/>
+          <w:iCs/>
+        </w:rPr>
+        <w:t xml:space="preserve">— strong support, not unanimity. Committed script:</w:t>
+      </w:r>
+      <w:r>
+        <w:rPr>
+          <w:i/>
+          <w:iCs/>
+        </w:rPr>
+        <w:t xml:space="preserve"> </w:t>
+      </w:r>
+      <w:r>
+        <w:rPr>
+          <w:rStyle w:val="VerbatimChar"/>
+          <w:i/>
+          <w:iCs/>
+        </w:rPr>
+        <w:t xml:space="preserve">replication/causation/paired_difference.py</w:t>
+      </w:r>
+      <w:r>
+        <w:rPr>
+          <w:i/>
+          <w:iCs/>
+        </w:rPr>
+        <w:t xml:space="preserve">; revised text in results doc §4.3b-ii.]</w:t>
       </w:r>
     </w:p>
     <w:p>
